--- a/Project 1 Data Quality Assessment/D7 Topological Role Consistency and Structural Representativeness/outputs/reports/D7_PROJECT_DIRECTORY_GUIDE_v2.1.docx
+++ b/Project 1 Data Quality Assessment/D7 Topological Role Consistency and Structural Representativeness/outputs/reports/D7_PROJECT_DIRECTORY_GUIDE_v2.1.docx
@@ -637,7 +637,7 @@
                 <w:color w:val="25282A"/>
                 <w:sz w:val="17"/>
               </w:rPr>
-              <w:t>SVG/PDF/600 dpi PNG plus QA</w:t>
+              <w:t>Editable SVG/PDF and 600 dpi PNG/TIFF plus QA</w:t>
             </w:r>
           </w:p>
         </w:tc>
@@ -1191,7 +1191,7 @@
         <w:color w:val="5F6B73"/>
         <w:sz w:val="16"/>
       </w:rPr>
-      <w:t>Generated 2026-07-16 21:19 CST | Research review only</w:t>
+      <w:t>Generated 2026-07-17 10:06 CST | Research review only</w:t>
     </w:r>
   </w:p>
 </w:ftr>

--- a/Project 1 Data Quality Assessment/D7 Topological Role Consistency and Structural Representativeness/outputs/reports/D7_PROJECT_DIRECTORY_GUIDE_v2.1.docx
+++ b/Project 1 Data Quality Assessment/D7 Topological Role Consistency and Structural Representativeness/outputs/reports/D7_PROJECT_DIRECTORY_GUIDE_v2.1.docx
@@ -1191,7 +1191,7 @@
         <w:color w:val="5F6B73"/>
         <w:sz w:val="16"/>
       </w:rPr>
-      <w:t>Generated 2026-07-17 10:06 CST | Research review only</w:t>
+      <w:t>Generated 2026-07-17 10:23 CST | Research review only</w:t>
     </w:r>
   </w:p>
 </w:ftr>

--- a/Project 1 Data Quality Assessment/D7 Topological Role Consistency and Structural Representativeness/outputs/reports/D7_PROJECT_DIRECTORY_GUIDE_v2.1.docx
+++ b/Project 1 Data Quality Assessment/D7 Topological Role Consistency and Structural Representativeness/outputs/reports/D7_PROJECT_DIRECTORY_GUIDE_v2.1.docx
@@ -1191,7 +1191,7 @@
         <w:color w:val="5F6B73"/>
         <w:sz w:val="16"/>
       </w:rPr>
-      <w:t>Generated 2026-07-16 21:19 CST | Research review only</w:t>
+      <w:t>Generated 2026-07-22 10:29 CST | Research review only</w:t>
     </w:r>
   </w:p>
 </w:ftr>

--- a/Project 1 Data Quality Assessment/D7 Topological Role Consistency and Structural Representativeness/outputs/reports/D7_PROJECT_DIRECTORY_GUIDE_v2.1.docx
+++ b/Project 1 Data Quality Assessment/D7 Topological Role Consistency and Structural Representativeness/outputs/reports/D7_PROJECT_DIRECTORY_GUIDE_v2.1.docx
@@ -1191,7 +1191,7 @@
         <w:color w:val="5F6B73"/>
         <w:sz w:val="16"/>
       </w:rPr>
-      <w:t>Generated 2026-07-22 10:29 CST | Research review only</w:t>
+      <w:t>Generated 2026-07-22 17:24 CST | Research review only</w:t>
     </w:r>
   </w:p>
 </w:ftr>

--- a/Project 1 Data Quality Assessment/D7 Topological Role Consistency and Structural Representativeness/outputs/reports/D7_PROJECT_DIRECTORY_GUIDE_v2.1.docx
+++ b/Project 1 Data Quality Assessment/D7 Topological Role Consistency and Structural Representativeness/outputs/reports/D7_PROJECT_DIRECTORY_GUIDE_v2.1.docx
@@ -70,7 +70,7 @@
           <w:color w:val="25282A"/>
           <w:sz w:val="19"/>
         </w:rPr>
-        <w:t>D7-LOCAL-20260716T125319Z</w:t>
+        <w:t>D7-LOCAL-20260726T020233Z</w:t>
       </w:r>
     </w:p>
     <w:p>
@@ -1191,7 +1191,7 @@
         <w:color w:val="5F6B73"/>
         <w:sz w:val="16"/>
       </w:rPr>
-      <w:t>Generated 2026-07-22 17:24 CST | Research review only</w:t>
+      <w:t>Generated 2026-07-26 10:17 CST | Research review only</w:t>
     </w:r>
   </w:p>
 </w:ftr>

--- a/Project 1 Data Quality Assessment/D7 Topological Role Consistency and Structural Representativeness/outputs/reports/D7_PROJECT_DIRECTORY_GUIDE_v2.1.docx
+++ b/Project 1 Data Quality Assessment/D7 Topological Role Consistency and Structural Representativeness/outputs/reports/D7_PROJECT_DIRECTORY_GUIDE_v2.1.docx
@@ -70,7 +70,7 @@
           <w:color w:val="25282A"/>
           <w:sz w:val="19"/>
         </w:rPr>
-        <w:t>D7-LOCAL-20260726T020233Z</w:t>
+        <w:t>D7-LOCAL-20260726T032027Z</w:t>
       </w:r>
     </w:p>
     <w:p>
@@ -262,7 +262,7 @@
                 <w:color w:val="25282A"/>
                 <w:sz w:val="17"/>
               </w:rPr>
-              <w:t>Canonical observations/flags, QR/QIR context, declared topology</w:t>
+              <w:t>Canonical observations/flags, QR/QIR context, topology/evidence</w:t>
             </w:r>
           </w:p>
         </w:tc>
@@ -637,7 +637,7 @@
                 <w:color w:val="25282A"/>
                 <w:sz w:val="17"/>
               </w:rPr>
-              <w:t>SVG/PDF/600 dpi PNG plus QA</w:t>
+              <w:t>SVG/PDF/600 dpi PNG/TIFF plus QA</w:t>
             </w:r>
           </w:p>
         </w:tc>
@@ -959,7 +959,7 @@
           <w:color w:val="25282A"/>
           <w:sz w:val="20"/>
         </w:rPr>
-        <w:t>[ ] Asset IDs, serial numbers, channel tags and positions field-verified</w:t>
+        <w:t>[ ] Asset/serial identity and maintenance history reconciled where available</w:t>
       </w:r>
     </w:p>
     <w:p>
@@ -973,7 +973,7 @@
           <w:color w:val="25282A"/>
           <w:sz w:val="20"/>
         </w:rPr>
-        <w:t>[ ] Coordinates surveyed or explicitly approved</w:t>
+        <w:t>[ ] Ordinal positions independently audited; coordinates approved only if later used quantitatively</w:t>
       </w:r>
     </w:p>
     <w:p>
@@ -1191,7 +1191,7 @@
         <w:color w:val="5F6B73"/>
         <w:sz w:val="16"/>
       </w:rPr>
-      <w:t>Generated 2026-07-26 10:17 CST | Research review only</w:t>
+      <w:t>Generated 2026-07-26 11:38 CST | Research review only</w:t>
     </w:r>
   </w:p>
 </w:ftr>
